--- a/Modulo 2/Sumativa 4/PMG531_M2_Res_Grupo_03.docx
+++ b/Modulo 2/Sumativa 4/PMG531_M2_Res_Grupo_03.docx
@@ -498,7 +498,7 @@
                 <w:i w:val="0"/>
                 <w:sz w:val="20"/>
               </w:rPr>
-              <w:t>Videoconferencia sincrónica con grabación</w:t>
+              <w:t>Videoconferencia sincrónica</w:t>
             </w:r>
           </w:p>
         </w:tc>
@@ -628,50 +628,6 @@
                 <w:sz w:val="20"/>
               </w:rPr>
               <w:t>Cristopher Arredondo Canchis</w:t>
-            </w:r>
-          </w:p>
-        </w:tc>
-      </w:tr>
-      <w:tr>
-        <w:tc>
-          <w:tcPr>
-            <w:tcW w:type="dxa" w:w="2608"/>
-            <w:shd w:val="clear" w:fill="F2F4F8"/>
-          </w:tcPr>
-          <w:p>
-            <w:pPr>
-              <w:spacing w:line="240" w:lineRule="auto" w:before="40" w:after="40"/>
-              <w:jc w:val="left"/>
-            </w:pPr>
-            <w:r>
-              <w:rPr>
-                <w:rFonts w:ascii="Calibri" w:hAnsi="Calibri" w:eastAsia="Calibri"/>
-                <w:b/>
-                <w:i w:val="0"/>
-                <w:sz w:val="20"/>
-              </w:rPr>
-              <w:t>Enlace de la grabación</w:t>
-            </w:r>
-          </w:p>
-        </w:tc>
-        <w:tc>
-          <w:tcPr>
-            <w:tcW w:type="dxa" w:w="6746"/>
-          </w:tcPr>
-          <w:p>
-            <w:pPr>
-              <w:spacing w:line="240" w:lineRule="auto" w:before="40" w:after="40"/>
-              <w:jc w:val="left"/>
-            </w:pPr>
-            <w:r>
-              <w:rPr>
-                <w:rFonts w:ascii="Calibri" w:hAnsi="Calibri" w:eastAsia="Calibri"/>
-                <w:b/>
-                <w:i w:val="0"/>
-                <w:color w:val="C00000"/>
-                <w:sz w:val="20"/>
-              </w:rPr>
-              <w:t>[Insertar aquí el enlace de la grabación]</w:t>
             </w:r>
           </w:p>
         </w:tc>
